--- a/Strategy/Commandos Behind Enemy Lines (2.51 GB)/2-Documentation (197 MB)/6-Articles & Reviews/Source.docx
+++ b/Strategy/Commandos Behind Enemy Lines (2.51 GB)/2-Documentation (197 MB)/6-Articles & Reviews/Source.docx
@@ -136,6 +136,22 @@
       </w:r>
       <w:r>
         <w:br/>
+      </w:r>
+      <w:r>
+        <w:t xml:space="preserve">* </w:t>
+      </w:r>
+      <w:r>
+        <w:rPr>
+          <w:b/>
+          <w:bCs/>
+        </w:rPr>
+        <w:t>Download Server / Mirror</w:t>
+      </w:r>
+      <w:r>
+        <w:t>: www.mobygames.com</w:t>
+      </w:r>
+      <w:r>
+        <w:br/>
         <w:t xml:space="preserve">* </w:t>
       </w:r>
       <w:r>
@@ -221,7 +237,15 @@
         <w:t xml:space="preserve">: </w:t>
       </w:r>
       <w:r>
-        <w:t xml:space="preserve">KINGSTON Games (F:)/Games/.. </w:t>
+        <w:t>KINGSTON Games (F:)/Games</w:t>
+      </w:r>
+      <w:proofErr w:type="gramStart"/>
+      <w:r>
+        <w:t>/..</w:t>
+      </w:r>
+      <w:proofErr w:type="gramEnd"/>
+      <w:r>
+        <w:t xml:space="preserve"> </w:t>
       </w:r>
       <w:r>
         <w:br/>
@@ -367,6 +391,22 @@
       </w:r>
       <w:r>
         <w:br/>
+      </w:r>
+      <w:r>
+        <w:t xml:space="preserve">* </w:t>
+      </w:r>
+      <w:r>
+        <w:rPr>
+          <w:b/>
+          <w:bCs/>
+        </w:rPr>
+        <w:t>Download Server / Mirror</w:t>
+      </w:r>
+      <w:r>
+        <w:t>: www.mobygames.com</w:t>
+      </w:r>
+      <w:r>
+        <w:br/>
         <w:t xml:space="preserve">* </w:t>
       </w:r>
       <w:r>
@@ -452,7 +492,15 @@
         <w:t xml:space="preserve">: </w:t>
       </w:r>
       <w:r>
-        <w:t xml:space="preserve">KINGSTON Games (F:)/Games/.. </w:t>
+        <w:t>KINGSTON Games (F:)/Games</w:t>
+      </w:r>
+      <w:proofErr w:type="gramStart"/>
+      <w:r>
+        <w:t>/..</w:t>
+      </w:r>
+      <w:proofErr w:type="gramEnd"/>
+      <w:r>
+        <w:t xml:space="preserve"> </w:t>
       </w:r>
       <w:r>
         <w:br/>
@@ -469,8 +517,6 @@
         <w:t>:</w:t>
       </w:r>
     </w:p>
-    <w:p/>
-    <w:p/>
     <w:sectPr>
       <w:pgSz w:w="12240" w:h="15840"/>
       <w:pgMar w:top="1440" w:right="1440" w:bottom="1440" w:left="1440" w:header="720" w:footer="720" w:gutter="0"/>
